--- a/examples/change_point/doc/README.docx
+++ b/examples/change_point/doc/README.docx
@@ -10,7 +10,7 @@
         <w:t xml:space="preserve">Change Points — Examples Index</w:t>
       </w:r>
     </w:p>
-    <w:bookmarkStart w:id="31" w:name="change-points-examples-index"/>
+    <w:bookmarkStart w:id="35" w:name="change-points-examples-index"/>
     <w:p>
       <w:pPr>
         <w:pStyle w:val="Heading1"/>
@@ -36,71 +36,16 @@
         <w:t xml:space="preserve">/examples/change_point/</w:t>
       </w:r>
       <w:r>
-        <w:t xml:space="preserve">. The examples range from classical single-break methods to segmentation approaches and ChangeFinder variants, so the reader can understand both the modeling assumptions and the trade-offs in sensitivity.</w:t>
-      </w:r>
-    </w:p>
-    <w:p>
-      <w:pPr>
-        <w:pStyle w:val="BodyText"/>
-      </w:pPr>
-      <w:r>
-        <w:t xml:space="preserve">For a didactic progression, begin with</w:t>
-      </w:r>
-      <w:r>
-        <w:t xml:space="preserve"> </w:t>
-      </w:r>
-      <w:r>
-        <w:rPr>
-          <w:rStyle w:val="VerbatimChar"/>
-        </w:rPr>
-        <w:t xml:space="preserve">hcp_amoc</w:t>
-      </w:r>
-      <w:r>
-        <w:t xml:space="preserve"> </w:t>
-      </w:r>
-      <w:r>
-        <w:t xml:space="preserve">and</w:t>
-      </w:r>
-      <w:r>
-        <w:t xml:space="preserve"> </w:t>
-      </w:r>
-      <w:r>
-        <w:rPr>
-          <w:rStyle w:val="VerbatimChar"/>
-        </w:rPr>
-        <w:t xml:space="preserve">hcp_binseg</w:t>
-      </w:r>
-      <w:r>
-        <w:t xml:space="preserve">, then move to</w:t>
-      </w:r>
-      <w:r>
-        <w:t xml:space="preserve"> </w:t>
-      </w:r>
-      <w:r>
-        <w:rPr>
-          <w:rStyle w:val="VerbatimChar"/>
-        </w:rPr>
-        <w:t xml:space="preserve">hcp_pelt</w:t>
-      </w:r>
-      <w:r>
-        <w:t xml:space="preserve">, and finally compare the ChangeFinder-based notebooks when you want a more model-driven view of structural change.</w:t>
-      </w:r>
-    </w:p>
-    <w:p>
-      <w:pPr>
-        <w:pStyle w:val="BodyText"/>
-      </w:pPr>
-      <w:r>
-        <w:t xml:space="preserve">This directory contains example R Markdown notebooks for change-point detection in Harbinger.</w:t>
-      </w:r>
-    </w:p>
-    <w:bookmarkStart w:id="30" w:name="examples"/>
+        <w:t xml:space="preserve">. The examples are now ordered by learning objective: single-break intuition, multiple-break segmentation, structural-break tests, ChangeFinder variants, and volatility-oriented strategies.</w:t>
+      </w:r>
+    </w:p>
+    <w:bookmarkStart w:id="21" w:name="single-break-intuition"/>
     <w:p>
       <w:pPr>
         <w:pStyle w:val="Heading2"/>
       </w:pPr>
       <w:r>
-        <w:t xml:space="preserve">Examples</w:t>
+        <w:t xml:space="preserve">1. Single-break intuition</w:t>
       </w:r>
     </w:p>
     <w:p>
@@ -116,14 +61,24 @@
           <w:rPr>
             <w:rStyle w:val="Hyperlink"/>
           </w:rPr>
-          <w:t xml:space="preserve">hcp_amoc.md</w:t>
+          <w:t xml:space="preserve">01-single-break-hcp_amoc.md</w:t>
         </w:r>
       </w:hyperlink>
       <w:r>
         <w:t xml:space="preserve"> </w:t>
       </w:r>
       <w:r>
-        <w:t xml:space="preserve">— AMOC: AMOC targets a single most significant change point in a univariate series by optimizing a cost function over all possible change locations.</w:t>
+        <w:t xml:space="preserve">— AMOC: a first notebook for understanding one dominant structural change.</w:t>
+      </w:r>
+    </w:p>
+    <w:bookmarkEnd w:id="21"/>
+    <w:bookmarkStart w:id="24" w:name="multiple-break-segmentation"/>
+    <w:p>
+      <w:pPr>
+        <w:pStyle w:val="Heading2"/>
+      </w:pPr>
+      <w:r>
+        <w:t xml:space="preserve">2. Multiple-break segmentation</w:t>
       </w:r>
     </w:p>
     <w:p>
@@ -131,30 +86,7 @@
         <w:pStyle w:val="Compact"/>
         <w:numPr>
           <w:ilvl w:val="0"/>
-          <w:numId w:val="1001"/>
-        </w:numPr>
-      </w:pPr>
-      <w:hyperlink r:id="rId21">
-        <w:r>
-          <w:rPr>
-            <w:rStyle w:val="Hyperlink"/>
-          </w:rPr>
-          <w:t xml:space="preserve">hcp_binseg.md</w:t>
-        </w:r>
-      </w:hyperlink>
-      <w:r>
-        <w:t xml:space="preserve"> </w:t>
-      </w:r>
-      <w:r>
-        <w:t xml:space="preserve">— BinSeg: Binary Segmentation recursively partitions the series around the largest detected change until a maximum number of change points or a stopping criterion is met.</w:t>
-      </w:r>
-    </w:p>
-    <w:p>
-      <w:pPr>
-        <w:pStyle w:val="Compact"/>
-        <w:numPr>
-          <w:ilvl w:val="0"/>
-          <w:numId w:val="1001"/>
+          <w:numId w:val="1002"/>
         </w:numPr>
       </w:pPr>
       <w:hyperlink r:id="rId22">
@@ -162,14 +94,14 @@
           <w:rPr>
             <w:rStyle w:val="Hyperlink"/>
           </w:rPr>
-          <w:t xml:space="preserve">hcp_cf_arima.md</w:t>
+          <w:t xml:space="preserve">02-multiple-breaks-hcp_binseg.md</w:t>
         </w:r>
       </w:hyperlink>
       <w:r>
         <w:t xml:space="preserve"> </w:t>
       </w:r>
       <w:r>
-        <w:t xml:space="preserve">— ChangeFinder with ARIMA: ChangeFinder with ARIMA models residual deviations and applies a second-stage smoothing/thresholding to highlight structural changes.</w:t>
+        <w:t xml:space="preserve">— BinSeg: recursive segmentation for multiple breakpoints.</w:t>
       </w:r>
     </w:p>
     <w:p>
@@ -177,7 +109,7 @@
         <w:pStyle w:val="Compact"/>
         <w:numPr>
           <w:ilvl w:val="0"/>
-          <w:numId w:val="1001"/>
+          <w:numId w:val="1002"/>
         </w:numPr>
       </w:pPr>
       <w:hyperlink r:id="rId23">
@@ -185,14 +117,24 @@
           <w:rPr>
             <w:rStyle w:val="Hyperlink"/>
           </w:rPr>
-          <w:t xml:space="preserve">hcp_cf_ets.md</w:t>
+          <w:t xml:space="preserve">03-multiple-breaks-hcp_pelt.md</w:t>
         </w:r>
       </w:hyperlink>
       <w:r>
         <w:t xml:space="preserve"> </w:t>
       </w:r>
       <w:r>
-        <w:t xml:space="preserve">— ChangeFinder with ETS: ChangeFinder with ETS models residual deviations and applies a second-stage smoothing/thresholding to highlight structural changes.</w:t>
+        <w:t xml:space="preserve">— PELT: optimal partitioning with pruning.</w:t>
+      </w:r>
+    </w:p>
+    <w:bookmarkEnd w:id="24"/>
+    <w:bookmarkStart w:id="27" w:name="structural-break-analysis"/>
+    <w:p>
+      <w:pPr>
+        <w:pStyle w:val="Heading2"/>
+      </w:pPr>
+      <w:r>
+        <w:t xml:space="preserve">3. Structural-break analysis</w:t>
       </w:r>
     </w:p>
     <w:p>
@@ -200,30 +142,7 @@
         <w:pStyle w:val="Compact"/>
         <w:numPr>
           <w:ilvl w:val="0"/>
-          <w:numId w:val="1001"/>
-        </w:numPr>
-      </w:pPr>
-      <w:hyperlink r:id="rId24">
-        <w:r>
-          <w:rPr>
-            <w:rStyle w:val="Hyperlink"/>
-          </w:rPr>
-          <w:t xml:space="preserve">hcp_cf_lr.md</w:t>
-        </w:r>
-      </w:hyperlink>
-      <w:r>
-        <w:t xml:space="preserve"> </w:t>
-      </w:r>
-      <w:r>
-        <w:t xml:space="preserve">— ChangeFinder with linear regression: ChangeFinder with linear regression models residual deviations and applies a second-stage smoothing/thresholding to expose structural changes.</w:t>
-      </w:r>
-    </w:p>
-    <w:p>
-      <w:pPr>
-        <w:pStyle w:val="Compact"/>
-        <w:numPr>
-          <w:ilvl w:val="0"/>
-          <w:numId w:val="1001"/>
+          <w:numId w:val="1003"/>
         </w:numPr>
       </w:pPr>
       <w:hyperlink r:id="rId25">
@@ -231,14 +150,14 @@
           <w:rPr>
             <w:rStyle w:val="Hyperlink"/>
           </w:rPr>
-          <w:t xml:space="preserve">hcp_chow.md</w:t>
+          <w:t xml:space="preserve">04-structural-break-hcp_chow.md</w:t>
         </w:r>
       </w:hyperlink>
       <w:r>
         <w:t xml:space="preserve"> </w:t>
       </w:r>
       <w:r>
-        <w:t xml:space="preserve">— Chow tests: Chow tests for structural breaks in linear models using F-statistics over candidate breakpoints and returns estimated break locations.</w:t>
+        <w:t xml:space="preserve">— Chow tests for regression-structure breaks.</w:t>
       </w:r>
     </w:p>
     <w:p>
@@ -246,7 +165,7 @@
         <w:pStyle w:val="Compact"/>
         <w:numPr>
           <w:ilvl w:val="0"/>
-          <w:numId w:val="1001"/>
+          <w:numId w:val="1003"/>
         </w:numPr>
       </w:pPr>
       <w:hyperlink r:id="rId26">
@@ -254,14 +173,24 @@
           <w:rPr>
             <w:rStyle w:val="Hyperlink"/>
           </w:rPr>
-          <w:t xml:space="preserve">hcp_garch.md</w:t>
+          <w:t xml:space="preserve">05-structural-break-hcp_gft.md</w:t>
         </w:r>
       </w:hyperlink>
       <w:r>
         <w:t xml:space="preserve"> </w:t>
       </w:r>
       <w:r>
-        <w:t xml:space="preserve">— ChangeFinder with GARCH: ChangeFinder with GARCH models conditional variance dynamics; residual-based scores are smoothed and thresholded to flag volatility regime shifts.</w:t>
+        <w:t xml:space="preserve">— Generalized fluctuation tests and breakpoint estimation.</w:t>
+      </w:r>
+    </w:p>
+    <w:bookmarkEnd w:id="27"/>
+    <w:bookmarkStart w:id="31" w:name="changefinder-family"/>
+    <w:p>
+      <w:pPr>
+        <w:pStyle w:val="Heading2"/>
+      </w:pPr>
+      <w:r>
+        <w:t xml:space="preserve">4. ChangeFinder family</w:t>
       </w:r>
     </w:p>
     <w:p>
@@ -269,30 +198,7 @@
         <w:pStyle w:val="Compact"/>
         <w:numPr>
           <w:ilvl w:val="0"/>
-          <w:numId w:val="1001"/>
-        </w:numPr>
-      </w:pPr>
-      <w:hyperlink r:id="rId27">
-        <w:r>
-          <w:rPr>
-            <w:rStyle w:val="Hyperlink"/>
-          </w:rPr>
-          <w:t xml:space="preserve">hcp_gft.md</w:t>
-        </w:r>
-      </w:hyperlink>
-      <w:r>
-        <w:t xml:space="preserve"> </w:t>
-      </w:r>
-      <w:r>
-        <w:t xml:space="preserve">— GFT: Generalized fluctuation tests assess stability of regression parameters over time using strucchange::breakpoints(), returning estimated break dates under information criteria.</w:t>
-      </w:r>
-    </w:p>
-    <w:p>
-      <w:pPr>
-        <w:pStyle w:val="Compact"/>
-        <w:numPr>
-          <w:ilvl w:val="0"/>
-          <w:numId w:val="1001"/>
+          <w:numId w:val="1004"/>
         </w:numPr>
       </w:pPr>
       <w:hyperlink r:id="rId28">
@@ -300,14 +206,14 @@
           <w:rPr>
             <w:rStyle w:val="Hyperlink"/>
           </w:rPr>
-          <w:t xml:space="preserve">hcp_pelt.md</w:t>
+          <w:t xml:space="preserve">06-changefinder-hcp_cf_lr.md</w:t>
         </w:r>
       </w:hyperlink>
       <w:r>
         <w:t xml:space="preserve"> </w:t>
       </w:r>
       <w:r>
-        <w:t xml:space="preserve">— PELT: PELT performs optimal partitioning of the time series under a penalized cost function while pruning candidate change locations to achieve near-linear time under suitable penalties.</w:t>
+        <w:t xml:space="preserve">— ChangeFinder with linear regression.</w:t>
       </w:r>
     </w:p>
     <w:p>
@@ -315,7 +221,7 @@
         <w:pStyle w:val="Compact"/>
         <w:numPr>
           <w:ilvl w:val="0"/>
-          <w:numId w:val="1001"/>
+          <w:numId w:val="1004"/>
         </w:numPr>
       </w:pPr>
       <w:hyperlink r:id="rId29">
@@ -323,18 +229,97 @@
           <w:rPr>
             <w:rStyle w:val="Hyperlink"/>
           </w:rPr>
-          <w:t xml:space="preserve">hcp_scp.md</w:t>
+          <w:t xml:space="preserve">07-changefinder-hcp_cf_arima.md</w:t>
         </w:r>
       </w:hyperlink>
       <w:r>
         <w:t xml:space="preserve"> </w:t>
       </w:r>
       <w:r>
-        <w:t xml:space="preserve">— SCP: Seminal Change Point compares linear regression fits with and without the central observation in sliding windows; large deviations around a center indicate a change location.</w:t>
-      </w:r>
-    </w:p>
-    <w:bookmarkEnd w:id="30"/>
+        <w:t xml:space="preserve">— ChangeFinder with ARIMA.</w:t>
+      </w:r>
+    </w:p>
+    <w:p>
+      <w:pPr>
+        <w:pStyle w:val="Compact"/>
+        <w:numPr>
+          <w:ilvl w:val="0"/>
+          <w:numId w:val="1004"/>
+        </w:numPr>
+      </w:pPr>
+      <w:hyperlink r:id="rId30">
+        <w:r>
+          <w:rPr>
+            <w:rStyle w:val="Hyperlink"/>
+          </w:rPr>
+          <w:t xml:space="preserve">08-changefinder-hcp_cf_ets.md</w:t>
+        </w:r>
+      </w:hyperlink>
+      <w:r>
+        <w:t xml:space="preserve"> </w:t>
+      </w:r>
+      <w:r>
+        <w:t xml:space="preserve">— ChangeFinder with ETS.</w:t>
+      </w:r>
+    </w:p>
     <w:bookmarkEnd w:id="31"/>
+    <w:bookmarkStart w:id="34" w:name="volatility-and-local-window-perspectives"/>
+    <w:p>
+      <w:pPr>
+        <w:pStyle w:val="Heading2"/>
+      </w:pPr>
+      <w:r>
+        <w:t xml:space="preserve">5. Volatility and local-window perspectives</w:t>
+      </w:r>
+    </w:p>
+    <w:p>
+      <w:pPr>
+        <w:pStyle w:val="Compact"/>
+        <w:numPr>
+          <w:ilvl w:val="0"/>
+          <w:numId w:val="1005"/>
+        </w:numPr>
+      </w:pPr>
+      <w:hyperlink r:id="rId32">
+        <w:r>
+          <w:rPr>
+            <w:rStyle w:val="Hyperlink"/>
+          </w:rPr>
+          <w:t xml:space="preserve">09-volatility-hcp_garch.md</w:t>
+        </w:r>
+      </w:hyperlink>
+      <w:r>
+        <w:t xml:space="preserve"> </w:t>
+      </w:r>
+      <w:r>
+        <w:t xml:space="preserve">— ChangeFinder with GARCH for volatility shifts.</w:t>
+      </w:r>
+    </w:p>
+    <w:p>
+      <w:pPr>
+        <w:pStyle w:val="Compact"/>
+        <w:numPr>
+          <w:ilvl w:val="0"/>
+          <w:numId w:val="1005"/>
+        </w:numPr>
+      </w:pPr>
+      <w:hyperlink r:id="rId33">
+        <w:r>
+          <w:rPr>
+            <w:rStyle w:val="Hyperlink"/>
+          </w:rPr>
+          <w:t xml:space="preserve">10-window-hcp_scp.md</w:t>
+        </w:r>
+      </w:hyperlink>
+      <w:r>
+        <w:t xml:space="preserve"> </w:t>
+      </w:r>
+      <w:r>
+        <w:t xml:space="preserve">— SCP: local-window comparison around candidate changes.</w:t>
+      </w:r>
+    </w:p>
+    <w:bookmarkEnd w:id="34"/>
+    <w:bookmarkEnd w:id="35"/>
     <w:sectPr>
       <w:footnotePr>
         <w:numRestart w:val="eachSect"/>
@@ -552,6 +537,18 @@
     <w:abstractNumId w:val="990"/>
   </w:num>
   <w:num w:numId="1001">
+    <w:abstractNumId w:val="991"/>
+  </w:num>
+  <w:num w:numId="1002">
+    <w:abstractNumId w:val="991"/>
+  </w:num>
+  <w:num w:numId="1003">
+    <w:abstractNumId w:val="991"/>
+  </w:num>
+  <w:num w:numId="1004">
+    <w:abstractNumId w:val="991"/>
+  </w:num>
+  <w:num w:numId="1005">
     <w:abstractNumId w:val="991"/>
   </w:num>
 </w:numbering>

--- a/examples/change_point/doc/README.docx
+++ b/examples/change_point/doc/README.docx
@@ -2,21 +2,13 @@
 <file path=word/document.xml><?xml version="1.0" encoding="utf-8"?>
 <w:document xmlns:w="http://schemas.openxmlformats.org/wordprocessingml/2006/main" xmlns:m="http://schemas.openxmlformats.org/officeDocument/2006/math" xmlns:r="http://schemas.openxmlformats.org/officeDocument/2006/relationships" xmlns:o="urn:schemas-microsoft-com:office:office" xmlns:v="urn:schemas-microsoft-com:vml" xmlns:w10="urn:schemas-microsoft-com:office:word" xmlns:a="http://schemas.openxmlformats.org/drawingml/2006/main" xmlns:pic="http://schemas.openxmlformats.org/drawingml/2006/picture" xmlns:wp="http://schemas.openxmlformats.org/drawingml/2006/wordprocessingDrawing">
   <w:body>
-    <w:p>
-      <w:pPr>
-        <w:pStyle w:val="Title"/>
-      </w:pPr>
-      <w:r>
-        <w:t xml:space="preserve">Change Points — Examples Index</w:t>
-      </w:r>
-    </w:p>
-    <w:bookmarkStart w:id="35" w:name="change-points-examples-index"/>
+    <w:bookmarkStart w:id="35" w:name="change-point-examples"/>
     <w:p>
       <w:pPr>
         <w:pStyle w:val="Heading1"/>
       </w:pPr>
       <w:r>
-        <w:t xml:space="preserve">Change Points — Examples Index</w:t>
+        <w:t xml:space="preserve">Change-Point Examples</w:t>
       </w:r>
     </w:p>
     <w:p>
@@ -24,28 +16,32 @@
         <w:pStyle w:val="FirstParagraph"/>
       </w:pPr>
       <w:r>
-        <w:t xml:space="preserve">This folder gathers change-point tutorials that are generated into</w:t>
-      </w:r>
-      <w:r>
-        <w:t xml:space="preserve"> </w:t>
-      </w:r>
-      <w:r>
-        <w:rPr>
-          <w:rStyle w:val="VerbatimChar"/>
-        </w:rPr>
-        <w:t xml:space="preserve">/examples/change_point/</w:t>
-      </w:r>
-      <w:r>
-        <w:t xml:space="preserve">. The examples are now ordered by learning objective: single-break intuition, multiple-break segmentation, structural-break tests, ChangeFinder variants, and volatility-oriented strategies.</w:t>
-      </w:r>
-    </w:p>
-    <w:bookmarkStart w:id="21" w:name="single-break-intuition"/>
+        <w:t xml:space="preserve">This folder introduces methods that search for structural changes rather than isolated anomalous points. The examples are organized from the simplest case, one dominant break, to richer segmentation and volatility-oriented strategies.</w:t>
+      </w:r>
+    </w:p>
+    <w:p>
+      <w:pPr>
+        <w:pStyle w:val="BodyText"/>
+      </w:pPr>
+      <w:r>
+        <w:t xml:space="preserve">The progression matters: AMOC is a good first notebook, while the later methods make more sense once the reader already understands what a labeled change point looks like in the plots. The groups below were arranged to move from intuition to more specialized analytical perspectives.</w:t>
+      </w:r>
+    </w:p>
+    <w:bookmarkStart w:id="21" w:name="single-break"/>
     <w:p>
       <w:pPr>
         <w:pStyle w:val="Heading2"/>
       </w:pPr>
       <w:r>
-        <w:t xml:space="preserve">1. Single-break intuition</w:t>
+        <w:t xml:space="preserve">Single Break</w:t>
+      </w:r>
+    </w:p>
+    <w:p>
+      <w:pPr>
+        <w:pStyle w:val="FirstParagraph"/>
+      </w:pPr>
+      <w:r>
+        <w:t xml:space="preserve">This is the best starting point because it teaches the core idea of regime transition with the least cognitive load.</w:t>
       </w:r>
     </w:p>
     <w:p>
@@ -68,17 +64,37 @@
         <w:t xml:space="preserve"> </w:t>
       </w:r>
       <w:r>
-        <w:t xml:space="preserve">— AMOC: a first notebook for understanding one dominant structural change.</w:t>
+        <w:t xml:space="preserve">-</w:t>
+      </w:r>
+      <w:r>
+        <w:t xml:space="preserve"> </w:t>
+      </w:r>
+      <w:r>
+        <w:rPr>
+          <w:rStyle w:val="VerbatimChar"/>
+        </w:rPr>
+        <w:t xml:space="preserve">hcp_amoc()</w:t>
+      </w:r>
+      <w:r>
+        <w:t xml:space="preserve">: first example for a single dominant change point.</w:t>
       </w:r>
     </w:p>
     <w:bookmarkEnd w:id="21"/>
-    <w:bookmarkStart w:id="24" w:name="multiple-break-segmentation"/>
+    <w:bookmarkStart w:id="24" w:name="multiple-breaks"/>
     <w:p>
       <w:pPr>
         <w:pStyle w:val="Heading2"/>
       </w:pPr>
       <w:r>
-        <w:t xml:space="preserve">2. Multiple-break segmentation</w:t>
+        <w:t xml:space="preserve">Multiple Breaks</w:t>
+      </w:r>
+    </w:p>
+    <w:p>
+      <w:pPr>
+        <w:pStyle w:val="FirstParagraph"/>
+      </w:pPr>
+      <w:r>
+        <w:t xml:space="preserve">Once one break is clear, these examples show how the same reasoning extends to several structural changes in the same series.</w:t>
       </w:r>
     </w:p>
     <w:p>
@@ -101,7 +117,19 @@
         <w:t xml:space="preserve"> </w:t>
       </w:r>
       <w:r>
-        <w:t xml:space="preserve">— BinSeg: recursive segmentation for multiple breakpoints.</w:t>
+        <w:t xml:space="preserve">-</w:t>
+      </w:r>
+      <w:r>
+        <w:t xml:space="preserve"> </w:t>
+      </w:r>
+      <w:r>
+        <w:rPr>
+          <w:rStyle w:val="VerbatimChar"/>
+        </w:rPr>
+        <w:t xml:space="preserve">hcp_binseg()</w:t>
+      </w:r>
+      <w:r>
+        <w:t xml:space="preserve">: recursive segmentation for multiple changes.</w:t>
       </w:r>
     </w:p>
     <w:p>
@@ -124,17 +152,37 @@
         <w:t xml:space="preserve"> </w:t>
       </w:r>
       <w:r>
-        <w:t xml:space="preserve">— PELT: optimal partitioning with pruning.</w:t>
+        <w:t xml:space="preserve">-</w:t>
+      </w:r>
+      <w:r>
+        <w:t xml:space="preserve"> </w:t>
+      </w:r>
+      <w:r>
+        <w:rPr>
+          <w:rStyle w:val="VerbatimChar"/>
+        </w:rPr>
+        <w:t xml:space="preserve">hcp_pelt()</w:t>
+      </w:r>
+      <w:r>
+        <w:t xml:space="preserve">: optimal partitioning with pruning.</w:t>
       </w:r>
     </w:p>
     <w:bookmarkEnd w:id="24"/>
-    <w:bookmarkStart w:id="27" w:name="structural-break-analysis"/>
+    <w:bookmarkStart w:id="27" w:name="structural-tests"/>
     <w:p>
       <w:pPr>
         <w:pStyle w:val="Heading2"/>
       </w:pPr>
       <w:r>
-        <w:t xml:space="preserve">3. Structural-break analysis</w:t>
+        <w:t xml:space="preserve">Structural Tests</w:t>
+      </w:r>
+    </w:p>
+    <w:p>
+      <w:pPr>
+        <w:pStyle w:val="FirstParagraph"/>
+      </w:pPr>
+      <w:r>
+        <w:t xml:space="preserve">These notebooks are useful for readers who want to connect change-point detection with more classical statistical testing ideas.</w:t>
       </w:r>
     </w:p>
     <w:p>
@@ -157,7 +205,19 @@
         <w:t xml:space="preserve"> </w:t>
       </w:r>
       <w:r>
-        <w:t xml:space="preserve">— Chow tests for regression-structure breaks.</w:t>
+        <w:t xml:space="preserve">-</w:t>
+      </w:r>
+      <w:r>
+        <w:t xml:space="preserve"> </w:t>
+      </w:r>
+      <w:r>
+        <w:rPr>
+          <w:rStyle w:val="VerbatimChar"/>
+        </w:rPr>
+        <w:t xml:space="preserve">hcp_chow()</w:t>
+      </w:r>
+      <w:r>
+        <w:t xml:space="preserve">: regression-oriented structural break test.</w:t>
       </w:r>
     </w:p>
     <w:p>
@@ -180,17 +240,37 @@
         <w:t xml:space="preserve"> </w:t>
       </w:r>
       <w:r>
-        <w:t xml:space="preserve">— Generalized fluctuation tests and breakpoint estimation.</w:t>
+        <w:t xml:space="preserve">-</w:t>
+      </w:r>
+      <w:r>
+        <w:t xml:space="preserve"> </w:t>
+      </w:r>
+      <w:r>
+        <w:rPr>
+          <w:rStyle w:val="VerbatimChar"/>
+        </w:rPr>
+        <w:t xml:space="preserve">hcp_gft()</w:t>
+      </w:r>
+      <w:r>
+        <w:t xml:space="preserve">: fluctuation tests and breakpoint estimation.</w:t>
       </w:r>
     </w:p>
     <w:bookmarkEnd w:id="27"/>
-    <w:bookmarkStart w:id="31" w:name="changefinder-family"/>
+    <w:bookmarkStart w:id="31" w:name="changefinder-variants"/>
     <w:p>
       <w:pPr>
         <w:pStyle w:val="Heading2"/>
       </w:pPr>
       <w:r>
-        <w:t xml:space="preserve">4. ChangeFinder family</w:t>
+        <w:t xml:space="preserve">ChangeFinder Variants</w:t>
+      </w:r>
+    </w:p>
+    <w:p>
+      <w:pPr>
+        <w:pStyle w:val="FirstParagraph"/>
+      </w:pPr>
+      <w:r>
+        <w:t xml:space="preserve">After the classical methods, this group shows a family that scores changes through predictive surprise over time.</w:t>
       </w:r>
     </w:p>
     <w:p>
@@ -213,7 +293,7 @@
         <w:t xml:space="preserve"> </w:t>
       </w:r>
       <w:r>
-        <w:t xml:space="preserve">— ChangeFinder with linear regression.</w:t>
+        <w:t xml:space="preserve">- ChangeFinder with linear regression.</w:t>
       </w:r>
     </w:p>
     <w:p>
@@ -236,7 +316,7 @@
         <w:t xml:space="preserve"> </w:t>
       </w:r>
       <w:r>
-        <w:t xml:space="preserve">— ChangeFinder with ARIMA.</w:t>
+        <w:t xml:space="preserve">- ChangeFinder with ARIMA.</w:t>
       </w:r>
     </w:p>
     <w:p>
@@ -259,17 +339,25 @@
         <w:t xml:space="preserve"> </w:t>
       </w:r>
       <w:r>
-        <w:t xml:space="preserve">— ChangeFinder with ETS.</w:t>
+        <w:t xml:space="preserve">- ChangeFinder with ETS.</w:t>
       </w:r>
     </w:p>
     <w:bookmarkEnd w:id="31"/>
-    <w:bookmarkStart w:id="34" w:name="volatility-and-local-window-perspectives"/>
+    <w:bookmarkStart w:id="34" w:name="volatility-and-local-windows"/>
     <w:p>
       <w:pPr>
         <w:pStyle w:val="Heading2"/>
       </w:pPr>
       <w:r>
-        <w:t xml:space="preserve">5. Volatility and local-window perspectives</w:t>
+        <w:t xml:space="preserve">Volatility and Local Windows</w:t>
+      </w:r>
+    </w:p>
+    <w:p>
+      <w:pPr>
+        <w:pStyle w:val="FirstParagraph"/>
+      </w:pPr>
+      <w:r>
+        <w:t xml:space="preserve">These are good final readings because they focus on more specific views of change, such as variance shifts or local window contrasts.</w:t>
       </w:r>
     </w:p>
     <w:p>
@@ -292,7 +380,19 @@
         <w:t xml:space="preserve"> </w:t>
       </w:r>
       <w:r>
-        <w:t xml:space="preserve">— ChangeFinder with GARCH for volatility shifts.</w:t>
+        <w:t xml:space="preserve">-</w:t>
+      </w:r>
+      <w:r>
+        <w:t xml:space="preserve"> </w:t>
+      </w:r>
+      <w:r>
+        <w:rPr>
+          <w:rStyle w:val="VerbatimChar"/>
+        </w:rPr>
+        <w:t xml:space="preserve">hcp_garch()</w:t>
+      </w:r>
+      <w:r>
+        <w:t xml:space="preserve">: volatility shifts as structural changes.</w:t>
       </w:r>
     </w:p>
     <w:p>
@@ -315,7 +415,19 @@
         <w:t xml:space="preserve"> </w:t>
       </w:r>
       <w:r>
-        <w:t xml:space="preserve">— SCP: local-window comparison around candidate changes.</w:t>
+        <w:t xml:space="preserve">-</w:t>
+      </w:r>
+      <w:r>
+        <w:t xml:space="preserve"> </w:t>
+      </w:r>
+      <w:r>
+        <w:rPr>
+          <w:rStyle w:val="VerbatimChar"/>
+        </w:rPr>
+        <w:t xml:space="preserve">hcp_scp()</w:t>
+      </w:r>
+      <w:r>
+        <w:t xml:space="preserve">: local-window comparison around candidate changes.</w:t>
       </w:r>
     </w:p>
     <w:bookmarkEnd w:id="34"/>

--- a/examples/change_point/doc/README.docx
+++ b/examples/change_point/doc/README.docx
@@ -2,7 +2,7 @@
 <file path=word/document.xml><?xml version="1.0" encoding="utf-8"?>
 <w:document xmlns:w="http://schemas.openxmlformats.org/wordprocessingml/2006/main" xmlns:m="http://schemas.openxmlformats.org/officeDocument/2006/math" xmlns:r="http://schemas.openxmlformats.org/officeDocument/2006/relationships" xmlns:o="urn:schemas-microsoft-com:office:office" xmlns:v="urn:schemas-microsoft-com:vml" xmlns:w10="urn:schemas-microsoft-com:office:word" xmlns:a="http://schemas.openxmlformats.org/drawingml/2006/main" xmlns:pic="http://schemas.openxmlformats.org/drawingml/2006/picture" xmlns:wp="http://schemas.openxmlformats.org/drawingml/2006/wordprocessingDrawing">
   <w:body>
-    <w:bookmarkStart w:id="35" w:name="change-point-examples"/>
+    <w:bookmarkStart w:id="30" w:name="change-point-examples"/>
     <w:p>
       <w:pPr>
         <w:pStyle w:val="Heading1"/>
@@ -16,32 +16,16 @@
         <w:pStyle w:val="FirstParagraph"/>
       </w:pPr>
       <w:r>
-        <w:t xml:space="preserve">This folder introduces methods that search for structural changes rather than isolated anomalous points. The examples are organized from the simplest case, one dominant break, to richer segmentation and volatility-oriented strategies.</w:t>
-      </w:r>
-    </w:p>
-    <w:p>
-      <w:pPr>
-        <w:pStyle w:val="BodyText"/>
-      </w:pPr>
-      <w:r>
-        <w:t xml:space="preserve">The progression matters: AMOC is a good first notebook, while the later methods make more sense once the reader already understands what a labeled change point looks like in the plots. The groups below were arranged to move from intuition to more specialized analytical perspectives.</w:t>
-      </w:r>
-    </w:p>
-    <w:bookmarkStart w:id="21" w:name="single-break"/>
+        <w:t xml:space="preserve">This folder collects notebooks that focus on structural change rather than isolated anomaly points. The sequence goes from classical break detection to the new Bayesian and autoencoder-assisted variants.</w:t>
+      </w:r>
+    </w:p>
+    <w:bookmarkStart w:id="12" w:name="classical-breaks"/>
     <w:p>
       <w:pPr>
         <w:pStyle w:val="Heading2"/>
       </w:pPr>
       <w:r>
-        <w:t xml:space="preserve">Single Break</w:t>
-      </w:r>
-    </w:p>
-    <w:p>
-      <w:pPr>
-        <w:pStyle w:val="FirstParagraph"/>
-      </w:pPr>
-      <w:r>
-        <w:t xml:space="preserve">This is the best starting point because it teaches the core idea of regime transition with the least cognitive load.</w:t>
+        <w:t xml:space="preserve">Classical Breaks</w:t>
       </w:r>
     </w:p>
     <w:p>
@@ -52,7 +36,7 @@
           <w:numId w:val="1001"/>
         </w:numPr>
       </w:pPr>
-      <w:hyperlink r:id="rId20">
+      <w:hyperlink r:id="rId9">
         <w:r>
           <w:rPr>
             <w:rStyle w:val="Hyperlink"/>
@@ -76,25 +60,7 @@
         <w:t xml:space="preserve">hcp_amoc()</w:t>
       </w:r>
       <w:r>
-        <w:t xml:space="preserve">: first example for a single dominant change point.</w:t>
-      </w:r>
-    </w:p>
-    <w:bookmarkEnd w:id="21"/>
-    <w:bookmarkStart w:id="24" w:name="multiple-breaks"/>
-    <w:p>
-      <w:pPr>
-        <w:pStyle w:val="Heading2"/>
-      </w:pPr>
-      <w:r>
-        <w:t xml:space="preserve">Multiple Breaks</w:t>
-      </w:r>
-    </w:p>
-    <w:p>
-      <w:pPr>
-        <w:pStyle w:val="FirstParagraph"/>
-      </w:pPr>
-      <w:r>
-        <w:t xml:space="preserve">Once one break is clear, these examples show how the same reasoning extends to several structural changes in the same series.</w:t>
+        <w:t xml:space="preserve">: a single dominant break.</w:t>
       </w:r>
     </w:p>
     <w:p>
@@ -102,10 +68,10 @@
         <w:pStyle w:val="Compact"/>
         <w:numPr>
           <w:ilvl w:val="0"/>
-          <w:numId w:val="1002"/>
+          <w:numId w:val="1001"/>
         </w:numPr>
       </w:pPr>
-      <w:hyperlink r:id="rId22">
+      <w:hyperlink r:id="rId10">
         <w:r>
           <w:rPr>
             <w:rStyle w:val="Hyperlink"/>
@@ -129,7 +95,7 @@
         <w:t xml:space="preserve">hcp_binseg()</w:t>
       </w:r>
       <w:r>
-        <w:t xml:space="preserve">: recursive segmentation for multiple changes.</w:t>
+        <w:t xml:space="preserve">: recursive segmentation.</w:t>
       </w:r>
     </w:p>
     <w:p>
@@ -137,10 +103,10 @@
         <w:pStyle w:val="Compact"/>
         <w:numPr>
           <w:ilvl w:val="0"/>
-          <w:numId w:val="1002"/>
+          <w:numId w:val="1001"/>
         </w:numPr>
       </w:pPr>
-      <w:hyperlink r:id="rId23">
+      <w:hyperlink r:id="rId11">
         <w:r>
           <w:rPr>
             <w:rStyle w:val="Hyperlink"/>
@@ -167,22 +133,14 @@
         <w:t xml:space="preserve">: optimal partitioning with pruning.</w:t>
       </w:r>
     </w:p>
-    <w:bookmarkEnd w:id="24"/>
-    <w:bookmarkStart w:id="27" w:name="structural-tests"/>
+    <w:bookmarkEnd w:id="12"/>
+    <w:bookmarkStart w:id="15" w:name="structural-tests"/>
     <w:p>
       <w:pPr>
         <w:pStyle w:val="Heading2"/>
       </w:pPr>
       <w:r>
         <w:t xml:space="preserve">Structural Tests</w:t>
-      </w:r>
-    </w:p>
-    <w:p>
-      <w:pPr>
-        <w:pStyle w:val="FirstParagraph"/>
-      </w:pPr>
-      <w:r>
-        <w:t xml:space="preserve">These notebooks are useful for readers who want to connect change-point detection with more classical statistical testing ideas.</w:t>
       </w:r>
     </w:p>
     <w:p>
@@ -190,10 +148,10 @@
         <w:pStyle w:val="Compact"/>
         <w:numPr>
           <w:ilvl w:val="0"/>
-          <w:numId w:val="1003"/>
+          <w:numId w:val="1002"/>
         </w:numPr>
       </w:pPr>
-      <w:hyperlink r:id="rId25">
+      <w:hyperlink r:id="rId13">
         <w:r>
           <w:rPr>
             <w:rStyle w:val="Hyperlink"/>
@@ -217,7 +175,7 @@
         <w:t xml:space="preserve">hcp_chow()</w:t>
       </w:r>
       <w:r>
-        <w:t xml:space="preserve">: regression-oriented structural break test.</w:t>
+        <w:t xml:space="preserve">: regression-oriented break test.</w:t>
       </w:r>
     </w:p>
     <w:p>
@@ -225,10 +183,10 @@
         <w:pStyle w:val="Compact"/>
         <w:numPr>
           <w:ilvl w:val="0"/>
-          <w:numId w:val="1003"/>
+          <w:numId w:val="1002"/>
         </w:numPr>
       </w:pPr>
-      <w:hyperlink r:id="rId26">
+      <w:hyperlink r:id="rId14">
         <w:r>
           <w:rPr>
             <w:rStyle w:val="Hyperlink"/>
@@ -252,25 +210,17 @@
         <w:t xml:space="preserve">hcp_gft()</w:t>
       </w:r>
       <w:r>
-        <w:t xml:space="preserve">: fluctuation tests and breakpoint estimation.</w:t>
-      </w:r>
-    </w:p>
-    <w:bookmarkEnd w:id="27"/>
-    <w:bookmarkStart w:id="31" w:name="changefinder-variants"/>
+        <w:t xml:space="preserve">: fluctuation test and breakpoint estimation.</w:t>
+      </w:r>
+    </w:p>
+    <w:bookmarkEnd w:id="15"/>
+    <w:bookmarkStart w:id="21" w:name="changefinder-and-local-windows"/>
     <w:p>
       <w:pPr>
         <w:pStyle w:val="Heading2"/>
       </w:pPr>
       <w:r>
-        <w:t xml:space="preserve">ChangeFinder Variants</w:t>
-      </w:r>
-    </w:p>
-    <w:p>
-      <w:pPr>
-        <w:pStyle w:val="FirstParagraph"/>
-      </w:pPr>
-      <w:r>
-        <w:t xml:space="preserve">After the classical methods, this group shows a family that scores changes through predictive surprise over time.</w:t>
+        <w:t xml:space="preserve">ChangeFinder and Local Windows</w:t>
       </w:r>
     </w:p>
     <w:p>
@@ -278,10 +228,10 @@
         <w:pStyle w:val="Compact"/>
         <w:numPr>
           <w:ilvl w:val="0"/>
-          <w:numId w:val="1004"/>
+          <w:numId w:val="1003"/>
         </w:numPr>
       </w:pPr>
-      <w:hyperlink r:id="rId28">
+      <w:hyperlink r:id="rId16">
         <w:r>
           <w:rPr>
             <w:rStyle w:val="Hyperlink"/>
@@ -293,7 +243,7 @@
         <w:t xml:space="preserve"> </w:t>
       </w:r>
       <w:r>
-        <w:t xml:space="preserve">- ChangeFinder with linear regression.</w:t>
+        <w:t xml:space="preserve">- linear-regression ChangeFinder.</w:t>
       </w:r>
     </w:p>
     <w:p>
@@ -301,10 +251,10 @@
         <w:pStyle w:val="Compact"/>
         <w:numPr>
           <w:ilvl w:val="0"/>
-          <w:numId w:val="1004"/>
+          <w:numId w:val="1003"/>
         </w:numPr>
       </w:pPr>
-      <w:hyperlink r:id="rId29">
+      <w:hyperlink r:id="rId17">
         <w:r>
           <w:rPr>
             <w:rStyle w:val="Hyperlink"/>
@@ -316,7 +266,7 @@
         <w:t xml:space="preserve"> </w:t>
       </w:r>
       <w:r>
-        <w:t xml:space="preserve">- ChangeFinder with ARIMA.</w:t>
+        <w:t xml:space="preserve">- ARIMA ChangeFinder.</w:t>
       </w:r>
     </w:p>
     <w:p>
@@ -324,10 +274,10 @@
         <w:pStyle w:val="Compact"/>
         <w:numPr>
           <w:ilvl w:val="0"/>
-          <w:numId w:val="1004"/>
+          <w:numId w:val="1003"/>
         </w:numPr>
       </w:pPr>
-      <w:hyperlink r:id="rId30">
+      <w:hyperlink r:id="rId18">
         <w:r>
           <w:rPr>
             <w:rStyle w:val="Hyperlink"/>
@@ -339,25 +289,7 @@
         <w:t xml:space="preserve"> </w:t>
       </w:r>
       <w:r>
-        <w:t xml:space="preserve">- ChangeFinder with ETS.</w:t>
-      </w:r>
-    </w:p>
-    <w:bookmarkEnd w:id="31"/>
-    <w:bookmarkStart w:id="34" w:name="volatility-and-local-windows"/>
-    <w:p>
-      <w:pPr>
-        <w:pStyle w:val="Heading2"/>
-      </w:pPr>
-      <w:r>
-        <w:t xml:space="preserve">Volatility and Local Windows</w:t>
-      </w:r>
-    </w:p>
-    <w:p>
-      <w:pPr>
-        <w:pStyle w:val="FirstParagraph"/>
-      </w:pPr>
-      <w:r>
-        <w:t xml:space="preserve">These are good final readings because they focus on more specific views of change, such as variance shifts or local window contrasts.</w:t>
+        <w:t xml:space="preserve">- ETS ChangeFinder.</w:t>
       </w:r>
     </w:p>
     <w:p>
@@ -365,10 +297,10 @@
         <w:pStyle w:val="Compact"/>
         <w:numPr>
           <w:ilvl w:val="0"/>
-          <w:numId w:val="1005"/>
+          <w:numId w:val="1003"/>
         </w:numPr>
       </w:pPr>
-      <w:hyperlink r:id="rId32">
+      <w:hyperlink r:id="rId19">
         <w:r>
           <w:rPr>
             <w:rStyle w:val="Hyperlink"/>
@@ -380,19 +312,7 @@
         <w:t xml:space="preserve"> </w:t>
       </w:r>
       <w:r>
-        <w:t xml:space="preserve">-</w:t>
-      </w:r>
-      <w:r>
-        <w:t xml:space="preserve"> </w:t>
-      </w:r>
-      <w:r>
-        <w:rPr>
-          <w:rStyle w:val="VerbatimChar"/>
-        </w:rPr>
-        <w:t xml:space="preserve">hcp_garch()</w:t>
-      </w:r>
-      <w:r>
-        <w:t xml:space="preserve">: volatility shifts as structural changes.</w:t>
+        <w:t xml:space="preserve">- volatility regime shifts.</w:t>
       </w:r>
     </w:p>
     <w:p>
@@ -400,10 +320,10 @@
         <w:pStyle w:val="Compact"/>
         <w:numPr>
           <w:ilvl w:val="0"/>
-          <w:numId w:val="1005"/>
+          <w:numId w:val="1003"/>
         </w:numPr>
       </w:pPr>
-      <w:hyperlink r:id="rId33">
+      <w:hyperlink r:id="rId20">
         <w:r>
           <w:rPr>
             <w:rStyle w:val="Hyperlink"/>
@@ -415,6 +335,39 @@
         <w:t xml:space="preserve"> </w:t>
       </w:r>
       <w:r>
+        <w:t xml:space="preserve">- local-window comparison around a candidate change.</w:t>
+      </w:r>
+    </w:p>
+    <w:bookmarkEnd w:id="21"/>
+    <w:bookmarkStart w:id="26" w:name="adaptive-and-bayesian-variants"/>
+    <w:p>
+      <w:pPr>
+        <w:pStyle w:val="Heading2"/>
+      </w:pPr>
+      <w:r>
+        <w:t xml:space="preserve">Adaptive and Bayesian Variants</w:t>
+      </w:r>
+    </w:p>
+    <w:p>
+      <w:pPr>
+        <w:pStyle w:val="Compact"/>
+        <w:numPr>
+          <w:ilvl w:val="0"/>
+          <w:numId w:val="1004"/>
+        </w:numPr>
+      </w:pPr>
+      <w:hyperlink r:id="rId22">
+        <w:r>
+          <w:rPr>
+            <w:rStyle w:val="Hyperlink"/>
+          </w:rPr>
+          <w:t xml:space="preserve">11-waypoint-hcp_waypoint_ed.md</w:t>
+        </w:r>
+      </w:hyperlink>
+      <w:r>
+        <w:t xml:space="preserve"> </w:t>
+      </w:r>
+      <w:r>
         <w:t xml:space="preserve">-</w:t>
       </w:r>
       <w:r>
@@ -424,14 +377,184 @@
         <w:rPr>
           <w:rStyle w:val="VerbatimChar"/>
         </w:rPr>
-        <w:t xml:space="preserve">hcp_scp()</w:t>
-      </w:r>
-      <w:r>
-        <w:t xml:space="preserve">: local-window comparison around candidate changes.</w:t>
-      </w:r>
-    </w:p>
-    <w:bookmarkEnd w:id="34"/>
-    <w:bookmarkEnd w:id="35"/>
+        <w:t xml:space="preserve">hcp_waypoint()</w:t>
+      </w:r>
+      <w:r>
+        <w:t xml:space="preserve"> </w:t>
+      </w:r>
+      <w:r>
+        <w:t xml:space="preserve">with a feed-forward autoencoder.</w:t>
+      </w:r>
+    </w:p>
+    <w:p>
+      <w:pPr>
+        <w:pStyle w:val="Compact"/>
+        <w:numPr>
+          <w:ilvl w:val="0"/>
+          <w:numId w:val="1004"/>
+        </w:numPr>
+      </w:pPr>
+      <w:hyperlink r:id="rId23">
+        <w:r>
+          <w:rPr>
+            <w:rStyle w:val="Hyperlink"/>
+          </w:rPr>
+          <w:t xml:space="preserve">12-waypoint-hcp_waypoint_lstm.md</w:t>
+        </w:r>
+      </w:hyperlink>
+      <w:r>
+        <w:t xml:space="preserve"> </w:t>
+      </w:r>
+      <w:r>
+        <w:t xml:space="preserve">-</w:t>
+      </w:r>
+      <w:r>
+        <w:t xml:space="preserve"> </w:t>
+      </w:r>
+      <w:r>
+        <w:rPr>
+          <w:rStyle w:val="VerbatimChar"/>
+        </w:rPr>
+        <w:t xml:space="preserve">hcp_waypoint()</w:t>
+      </w:r>
+      <w:r>
+        <w:t xml:space="preserve"> </w:t>
+      </w:r>
+      <w:r>
+        <w:t xml:space="preserve">with an LSTM autoencoder.</w:t>
+      </w:r>
+    </w:p>
+    <w:p>
+      <w:pPr>
+        <w:pStyle w:val="Compact"/>
+        <w:numPr>
+          <w:ilvl w:val="0"/>
+          <w:numId w:val="1004"/>
+        </w:numPr>
+      </w:pPr>
+      <w:hyperlink r:id="rId24">
+        <w:r>
+          <w:rPr>
+            <w:rStyle w:val="Hyperlink"/>
+          </w:rPr>
+          <w:t xml:space="preserve">13-waypoint-hcp_waypoint_conv.md</w:t>
+        </w:r>
+      </w:hyperlink>
+      <w:r>
+        <w:t xml:space="preserve"> </w:t>
+      </w:r>
+      <w:r>
+        <w:t xml:space="preserve">-</w:t>
+      </w:r>
+      <w:r>
+        <w:t xml:space="preserve"> </w:t>
+      </w:r>
+      <w:r>
+        <w:rPr>
+          <w:rStyle w:val="VerbatimChar"/>
+        </w:rPr>
+        <w:t xml:space="preserve">hcp_waypoint()</w:t>
+      </w:r>
+      <w:r>
+        <w:t xml:space="preserve"> </w:t>
+      </w:r>
+      <w:r>
+        <w:t xml:space="preserve">with a convolutional autoencoder.</w:t>
+      </w:r>
+    </w:p>
+    <w:p>
+      <w:pPr>
+        <w:pStyle w:val="Compact"/>
+        <w:numPr>
+          <w:ilvl w:val="0"/>
+          <w:numId w:val="1004"/>
+        </w:numPr>
+      </w:pPr>
+      <w:hyperlink r:id="rId25">
+        <w:r>
+          <w:rPr>
+            <w:rStyle w:val="Hyperlink"/>
+          </w:rPr>
+          <w:t xml:space="preserve">14-bocpd-hcp_bocpd.md</w:t>
+        </w:r>
+      </w:hyperlink>
+      <w:r>
+        <w:t xml:space="preserve"> </w:t>
+      </w:r>
+      <w:r>
+        <w:t xml:space="preserve">-</w:t>
+      </w:r>
+      <w:r>
+        <w:t xml:space="preserve"> </w:t>
+      </w:r>
+      <w:r>
+        <w:rPr>
+          <w:rStyle w:val="VerbatimChar"/>
+        </w:rPr>
+        <w:t xml:space="preserve">hcp_bocpd()</w:t>
+      </w:r>
+      <w:r>
+        <w:t xml:space="preserve">: Bayesian online changepoint detection.</w:t>
+      </w:r>
+    </w:p>
+    <w:bookmarkEnd w:id="26"/>
+    <w:bookmarkStart w:id="29" w:name="ensemble-support"/>
+    <w:p>
+      <w:pPr>
+        <w:pStyle w:val="Heading2"/>
+      </w:pPr>
+      <w:r>
+        <w:t xml:space="preserve">Ensemble Support</w:t>
+      </w:r>
+    </w:p>
+    <w:p>
+      <w:pPr>
+        <w:pStyle w:val="Compact"/>
+        <w:numPr>
+          <w:ilvl w:val="0"/>
+          <w:numId w:val="1005"/>
+        </w:numPr>
+      </w:pPr>
+      <w:hyperlink r:id="rId27">
+        <w:r>
+          <w:rPr>
+            <w:rStyle w:val="Hyperlink"/>
+          </w:rPr>
+          <w:t xml:space="preserve">15-ensemble-fuzzy-har_ensemble_fuzzy.md</w:t>
+        </w:r>
+      </w:hyperlink>
+      <w:r>
+        <w:t xml:space="preserve"> </w:t>
+      </w:r>
+      <w:r>
+        <w:t xml:space="preserve">- fuzzy score-based ensemble for change-point detectors.</w:t>
+      </w:r>
+    </w:p>
+    <w:p>
+      <w:pPr>
+        <w:pStyle w:val="Compact"/>
+        <w:numPr>
+          <w:ilvl w:val="0"/>
+          <w:numId w:val="1005"/>
+        </w:numPr>
+      </w:pPr>
+      <w:hyperlink r:id="rId28">
+        <w:r>
+          <w:rPr>
+            <w:rStyle w:val="Hyperlink"/>
+          </w:rPr>
+          <w:t xml:space="preserve">16-plot-ensemble-har_plot_ensemble.md</w:t>
+        </w:r>
+      </w:hyperlink>
+      <w:r>
+        <w:t xml:space="preserve"> </w:t>
+      </w:r>
+      <w:r>
+        <w:t xml:space="preserve">- plotting helpers for fuzzy ensemble outputs.</w:t>
+      </w:r>
+    </w:p>
+    <w:bookmarkEnd w:id="29"/>
+    <w:bookmarkEnd w:id="30"/>
     <w:sectPr>
       <w:footnotePr>
         <w:numRestart w:val="eachSect"/>
@@ -671,10 +794,10 @@
   <w:docDefaults>
     <w:rPrDefault>
       <w:rPr>
-        <w:rFonts w:asciiTheme="minorHAnsi" w:cstheme="minorBidi" w:eastAsiaTheme="minorHAnsi" w:hAnsiTheme="minorHAnsi"/>
+        <w:rFonts w:asciiTheme="minorHAnsi" w:cstheme="minorBidi" w:eastAsiaTheme="minorEastAsia" w:hAnsiTheme="minorHAnsi"/>
         <w:sz w:val="24"/>
         <w:szCs w:val="24"/>
-        <w:lang w:bidi="ar-SA" w:eastAsia="en-US" w:val="en-US"/>
+        <w:lang w:bidi="ar-SA" w:eastAsia="zh-CN" w:val="en-US"/>
       </w:rPr>
     </w:rPrDefault>
     <w:pPrDefault>
@@ -1215,13 +1338,6 @@
       </w:tblCellMar>
     </w:tblPr>
     <w:tblStylePr w:type="firstRow">
-      <w:tblPr>
-        <w:jc w:val="left"/>
-        <w:tblInd w:type="dxa" w:w="0"/>
-      </w:tblPr>
-      <w:trPr>
-        <w:jc w:val="left"/>
-      </w:trPr>
       <w:tcPr>
         <w:tcBorders>
           <w:bottom w:val="single"/>

--- a/examples/change_point/doc/README.docx
+++ b/examples/change_point/doc/README.docx
@@ -2,7 +2,7 @@
 <file path=word/document.xml><?xml version="1.0" encoding="utf-8"?>
 <w:document xmlns:w="http://schemas.openxmlformats.org/wordprocessingml/2006/main" xmlns:m="http://schemas.openxmlformats.org/officeDocument/2006/math" xmlns:r="http://schemas.openxmlformats.org/officeDocument/2006/relationships" xmlns:o="urn:schemas-microsoft-com:office:office" xmlns:v="urn:schemas-microsoft-com:vml" xmlns:w10="urn:schemas-microsoft-com:office:word" xmlns:a="http://schemas.openxmlformats.org/drawingml/2006/main" xmlns:pic="http://schemas.openxmlformats.org/drawingml/2006/picture" xmlns:wp="http://schemas.openxmlformats.org/drawingml/2006/wordprocessingDrawing">
   <w:body>
-    <w:bookmarkStart w:id="30" w:name="change-point-examples"/>
+    <w:bookmarkStart w:id="33" w:name="change-point-examples"/>
     <w:p>
       <w:pPr>
         <w:pStyle w:val="Heading1"/>
@@ -554,7 +554,87 @@
       </w:r>
     </w:p>
     <w:bookmarkEnd w:id="29"/>
-    <w:bookmarkEnd w:id="30"/>
+    <w:bookmarkStart w:id="32" w:name="univariate-drift-detectors"/>
+    <w:p>
+      <w:pPr>
+        <w:pStyle w:val="Heading2"/>
+      </w:pPr>
+      <w:r>
+        <w:t xml:space="preserve">Univariate Drift Detectors</w:t>
+      </w:r>
+    </w:p>
+    <w:p>
+      <w:pPr>
+        <w:pStyle w:val="Compact"/>
+        <w:numPr>
+          <w:ilvl w:val="0"/>
+          <w:numId w:val="1006"/>
+        </w:numPr>
+      </w:pPr>
+      <w:hyperlink r:id="rId30">
+        <w:r>
+          <w:rPr>
+            <w:rStyle w:val="Hyperlink"/>
+          </w:rPr>
+          <w:t xml:space="preserve">17-page-hinkley-hcp_page_hinkley.md</w:t>
+        </w:r>
+      </w:hyperlink>
+      <w:r>
+        <w:t xml:space="preserve"> </w:t>
+      </w:r>
+      <w:r>
+        <w:t xml:space="preserve">-</w:t>
+      </w:r>
+      <w:r>
+        <w:t xml:space="preserve"> </w:t>
+      </w:r>
+      <w:r>
+        <w:rPr>
+          <w:rStyle w:val="VerbatimChar"/>
+        </w:rPr>
+        <w:t xml:space="preserve">hcp_page_hinkley()</w:t>
+      </w:r>
+      <w:r>
+        <w:t xml:space="preserve">: univariate Page-Hinkley detector.</w:t>
+      </w:r>
+    </w:p>
+    <w:p>
+      <w:pPr>
+        <w:pStyle w:val="Compact"/>
+        <w:numPr>
+          <w:ilvl w:val="0"/>
+          <w:numId w:val="1006"/>
+        </w:numPr>
+      </w:pPr>
+      <w:hyperlink r:id="rId31">
+        <w:r>
+          <w:rPr>
+            <w:rStyle w:val="Hyperlink"/>
+          </w:rPr>
+          <w:t xml:space="preserve">18-kswin-hcp_kswin.md</w:t>
+        </w:r>
+      </w:hyperlink>
+      <w:r>
+        <w:t xml:space="preserve"> </w:t>
+      </w:r>
+      <w:r>
+        <w:t xml:space="preserve">-</w:t>
+      </w:r>
+      <w:r>
+        <w:t xml:space="preserve"> </w:t>
+      </w:r>
+      <w:r>
+        <w:rPr>
+          <w:rStyle w:val="VerbatimChar"/>
+        </w:rPr>
+        <w:t xml:space="preserve">hcp_kswin()</w:t>
+      </w:r>
+      <w:r>
+        <w:t xml:space="preserve">: univariate KSWIN detector.</w:t>
+      </w:r>
+    </w:p>
+    <w:bookmarkEnd w:id="32"/>
+    <w:bookmarkEnd w:id="33"/>
     <w:sectPr>
       <w:footnotePr>
         <w:numRestart w:val="eachSect"/>
@@ -784,6 +864,9 @@
     <w:abstractNumId w:val="991"/>
   </w:num>
   <w:num w:numId="1005">
+    <w:abstractNumId w:val="991"/>
+  </w:num>
+  <w:num w:numId="1006">
     <w:abstractNumId w:val="991"/>
   </w:num>
 </w:numbering>

--- a/examples/change_point/doc/README.docx
+++ b/examples/change_point/doc/README.docx
@@ -2,7 +2,7 @@
 <file path=word/document.xml><?xml version="1.0" encoding="utf-8"?>
 <w:document xmlns:w="http://schemas.openxmlformats.org/wordprocessingml/2006/main" xmlns:m="http://schemas.openxmlformats.org/officeDocument/2006/math" xmlns:r="http://schemas.openxmlformats.org/officeDocument/2006/relationships" xmlns:o="urn:schemas-microsoft-com:office:office" xmlns:v="urn:schemas-microsoft-com:vml" xmlns:w10="urn:schemas-microsoft-com:office:word" xmlns:a="http://schemas.openxmlformats.org/drawingml/2006/main" xmlns:pic="http://schemas.openxmlformats.org/drawingml/2006/picture" xmlns:wp="http://schemas.openxmlformats.org/drawingml/2006/wordprocessingDrawing">
   <w:body>
-    <w:bookmarkStart w:id="33" w:name="change-point-examples"/>
+    <w:bookmarkStart w:id="35" w:name="change-point-examples"/>
     <w:p>
       <w:pPr>
         <w:pStyle w:val="Heading1"/>
@@ -634,7 +634,52 @@
       </w:r>
     </w:p>
     <w:bookmarkEnd w:id="32"/>
-    <w:bookmarkEnd w:id="33"/>
+    <w:bookmarkStart w:id="34" w:name="joinpoint-regression"/>
+    <w:p>
+      <w:pPr>
+        <w:pStyle w:val="Heading2"/>
+      </w:pPr>
+      <w:r>
+        <w:t xml:space="preserve">Joinpoint Regression</w:t>
+      </w:r>
+    </w:p>
+    <w:p>
+      <w:pPr>
+        <w:pStyle w:val="Compact"/>
+        <w:numPr>
+          <w:ilvl w:val="0"/>
+          <w:numId w:val="1007"/>
+        </w:numPr>
+      </w:pPr>
+      <w:hyperlink r:id="rId33">
+        <w:r>
+          <w:rPr>
+            <w:rStyle w:val="Hyperlink"/>
+          </w:rPr>
+          <w:t xml:space="preserve">19-joinpoint-hcp_joinpoint.md</w:t>
+        </w:r>
+      </w:hyperlink>
+      <w:r>
+        <w:t xml:space="preserve"> </w:t>
+      </w:r>
+      <w:r>
+        <w:t xml:space="preserve">-</w:t>
+      </w:r>
+      <w:r>
+        <w:t xml:space="preserve"> </w:t>
+      </w:r>
+      <w:r>
+        <w:rPr>
+          <w:rStyle w:val="VerbatimChar"/>
+        </w:rPr>
+        <w:t xml:space="preserve">hcp_joinpoint()</w:t>
+      </w:r>
+      <w:r>
+        <w:t xml:space="preserve">: segmented regression with model selection by WBIC.</w:t>
+      </w:r>
+    </w:p>
+    <w:bookmarkEnd w:id="34"/>
+    <w:bookmarkEnd w:id="35"/>
     <w:sectPr>
       <w:footnotePr>
         <w:numRestart w:val="eachSect"/>
@@ -867,6 +912,9 @@
     <w:abstractNumId w:val="991"/>
   </w:num>
   <w:num w:numId="1006">
+    <w:abstractNumId w:val="991"/>
+  </w:num>
+  <w:num w:numId="1007">
     <w:abstractNumId w:val="991"/>
   </w:num>
 </w:numbering>

--- a/examples/change_point/doc/README.docx
+++ b/examples/change_point/doc/README.docx
@@ -2,7 +2,7 @@
 <file path=word/document.xml><?xml version="1.0" encoding="utf-8"?>
 <w:document xmlns:w="http://schemas.openxmlformats.org/wordprocessingml/2006/main" xmlns:m="http://schemas.openxmlformats.org/officeDocument/2006/math" xmlns:r="http://schemas.openxmlformats.org/officeDocument/2006/relationships" xmlns:o="urn:schemas-microsoft-com:office:office" xmlns:v="urn:schemas-microsoft-com:vml" xmlns:w10="urn:schemas-microsoft-com:office:word" xmlns:a="http://schemas.openxmlformats.org/drawingml/2006/main" xmlns:pic="http://schemas.openxmlformats.org/drawingml/2006/picture" xmlns:wp="http://schemas.openxmlformats.org/drawingml/2006/wordprocessingDrawing">
   <w:body>
-    <w:bookmarkStart w:id="35" w:name="change-point-examples"/>
+    <w:bookmarkStart w:id="36" w:name="change-point-examples"/>
     <w:p>
       <w:pPr>
         <w:pStyle w:val="Heading1"/>
@@ -16,7 +16,7 @@
         <w:pStyle w:val="FirstParagraph"/>
       </w:pPr>
       <w:r>
-        <w:t xml:space="preserve">This folder collects notebooks that focus on structural change rather than isolated anomaly points. The sequence goes from classical break detection to the new Bayesian and autoencoder-assisted variants.</w:t>
+        <w:t xml:space="preserve">This folder collects notebooks that focus on structural change rather than isolated anomaly points. The sequence goes from classical break detection to structural tests, local-window methods, adaptive Waypoint models, Bayesian online monitoring, ensembles, and univariate drift detectors.</w:t>
       </w:r>
     </w:p>
     <w:bookmarkStart w:id="12" w:name="classical-breaks"/>
@@ -339,13 +339,13 @@
       </w:r>
     </w:p>
     <w:bookmarkEnd w:id="21"/>
-    <w:bookmarkStart w:id="26" w:name="adaptive-and-bayesian-variants"/>
+    <w:bookmarkStart w:id="25" w:name="adaptive-waypoint-models"/>
     <w:p>
       <w:pPr>
         <w:pStyle w:val="Heading2"/>
       </w:pPr>
       <w:r>
-        <w:t xml:space="preserve">Adaptive and Bayesian Variants</w:t>
+        <w:t xml:space="preserve">Adaptive Waypoint Models</w:t>
       </w:r>
     </w:p>
     <w:p>
@@ -462,15 +462,25 @@
         <w:t xml:space="preserve">with a convolutional autoencoder.</w:t>
       </w:r>
     </w:p>
+    <w:bookmarkEnd w:id="25"/>
+    <w:bookmarkStart w:id="27" w:name="bayesian-online-monitoring"/>
+    <w:p>
+      <w:pPr>
+        <w:pStyle w:val="Heading2"/>
+      </w:pPr>
+      <w:r>
+        <w:t xml:space="preserve">Bayesian Online Monitoring</w:t>
+      </w:r>
+    </w:p>
     <w:p>
       <w:pPr>
         <w:pStyle w:val="Compact"/>
         <w:numPr>
           <w:ilvl w:val="0"/>
-          <w:numId w:val="1004"/>
+          <w:numId w:val="1005"/>
         </w:numPr>
       </w:pPr>
-      <w:hyperlink r:id="rId25">
+      <w:hyperlink r:id="rId26">
         <w:r>
           <w:rPr>
             <w:rStyle w:val="Hyperlink"/>
@@ -497,8 +507,8 @@
         <w:t xml:space="preserve">: Bayesian online changepoint detection.</w:t>
       </w:r>
     </w:p>
-    <w:bookmarkEnd w:id="26"/>
-    <w:bookmarkStart w:id="29" w:name="ensemble-support"/>
+    <w:bookmarkEnd w:id="27"/>
+    <w:bookmarkStart w:id="30" w:name="ensemble-support"/>
     <w:p>
       <w:pPr>
         <w:pStyle w:val="Heading2"/>
@@ -512,10 +522,10 @@
         <w:pStyle w:val="Compact"/>
         <w:numPr>
           <w:ilvl w:val="0"/>
-          <w:numId w:val="1005"/>
+          <w:numId w:val="1006"/>
         </w:numPr>
       </w:pPr>
-      <w:hyperlink r:id="rId27">
+      <w:hyperlink r:id="rId28">
         <w:r>
           <w:rPr>
             <w:rStyle w:val="Hyperlink"/>
@@ -535,10 +545,10 @@
         <w:pStyle w:val="Compact"/>
         <w:numPr>
           <w:ilvl w:val="0"/>
-          <w:numId w:val="1005"/>
+          <w:numId w:val="1006"/>
         </w:numPr>
       </w:pPr>
-      <w:hyperlink r:id="rId28">
+      <w:hyperlink r:id="rId29">
         <w:r>
           <w:rPr>
             <w:rStyle w:val="Hyperlink"/>
@@ -553,8 +563,8 @@
         <w:t xml:space="preserve">- plotting helpers for fuzzy ensemble outputs.</w:t>
       </w:r>
     </w:p>
-    <w:bookmarkEnd w:id="29"/>
-    <w:bookmarkStart w:id="32" w:name="univariate-drift-detectors"/>
+    <w:bookmarkEnd w:id="30"/>
+    <w:bookmarkStart w:id="33" w:name="univariate-drift-detectors"/>
     <w:p>
       <w:pPr>
         <w:pStyle w:val="Heading2"/>
@@ -568,10 +578,10 @@
         <w:pStyle w:val="Compact"/>
         <w:numPr>
           <w:ilvl w:val="0"/>
-          <w:numId w:val="1006"/>
+          <w:numId w:val="1007"/>
         </w:numPr>
       </w:pPr>
-      <w:hyperlink r:id="rId30">
+      <w:hyperlink r:id="rId31">
         <w:r>
           <w:rPr>
             <w:rStyle w:val="Hyperlink"/>
@@ -603,10 +613,10 @@
         <w:pStyle w:val="Compact"/>
         <w:numPr>
           <w:ilvl w:val="0"/>
-          <w:numId w:val="1006"/>
+          <w:numId w:val="1007"/>
         </w:numPr>
       </w:pPr>
-      <w:hyperlink r:id="rId31">
+      <w:hyperlink r:id="rId32">
         <w:r>
           <w:rPr>
             <w:rStyle w:val="Hyperlink"/>
@@ -633,8 +643,8 @@
         <w:t xml:space="preserve">: univariate KSWIN detector.</w:t>
       </w:r>
     </w:p>
-    <w:bookmarkEnd w:id="32"/>
-    <w:bookmarkStart w:id="34" w:name="joinpoint-regression"/>
+    <w:bookmarkEnd w:id="33"/>
+    <w:bookmarkStart w:id="35" w:name="joinpoint-regression"/>
     <w:p>
       <w:pPr>
         <w:pStyle w:val="Heading2"/>
@@ -648,10 +658,10 @@
         <w:pStyle w:val="Compact"/>
         <w:numPr>
           <w:ilvl w:val="0"/>
-          <w:numId w:val="1007"/>
+          <w:numId w:val="1008"/>
         </w:numPr>
       </w:pPr>
-      <w:hyperlink r:id="rId33">
+      <w:hyperlink r:id="rId34">
         <w:r>
           <w:rPr>
             <w:rStyle w:val="Hyperlink"/>
@@ -678,8 +688,8 @@
         <w:t xml:space="preserve">: segmented regression with model selection by WBIC.</w:t>
       </w:r>
     </w:p>
-    <w:bookmarkEnd w:id="34"/>
     <w:bookmarkEnd w:id="35"/>
+    <w:bookmarkEnd w:id="36"/>
     <w:sectPr>
       <w:footnotePr>
         <w:numRestart w:val="eachSect"/>
@@ -915,6 +925,9 @@
     <w:abstractNumId w:val="991"/>
   </w:num>
   <w:num w:numId="1007">
+    <w:abstractNumId w:val="991"/>
+  </w:num>
+  <w:num w:numId="1008">
     <w:abstractNumId w:val="991"/>
   </w:num>
 </w:numbering>
